--- a/测试.docx
+++ b/测试.docx
@@ -481,7 +481,7 @@
                     </pic:cNvPicPr>
                   </pic:nvPicPr>
                   <pic:blipFill>
-                    <a:blip r:embed="rId5">
+                    <a:blip r:embed="rId7">
                       <a:extLst>
                         <a:ext uri="{28A0092B-C50C-407E-A947-70E740481C1C}">
                           <a14:useLocalDpi xmlns:a14="http://schemas.microsoft.com/office/drawing/2010/main"/>
@@ -743,7 +743,7 @@
           <w:noProof/>
           <w:sz w:val="32"/>
         </w:rPr>
-        <w:t>21</w:t>
+        <w:t>23</w:t>
       </w:r>
       <w:r>
         <w:rPr>
@@ -792,7 +792,7 @@
           <w:lang w:val="zh-CN"/>
         </w:rPr>
         <w:sectPr>
-          <w:headerReference w:type="default" r:id="rId6"/>
+          <w:headerReference w:type="default" r:id="rId8"/>
           <w:pgSz w:w="11906" w:h="16838" w:code="9"/>
           <w:pgMar w:top="1134" w:right="1134" w:bottom="1134" w:left="1134" w:header="0" w:footer="567" w:gutter="0"/>
           <w:pgNumType w:fmt="upperRoman" w:start="1"/>
@@ -9123,7 +9123,7 @@
           <w:rFonts w:ascii="宋体" w:eastAsia="宋体" w:hAnsi="宋体"/>
         </w:rPr>
         <w:sectPr>
-          <w:footerReference w:type="default" r:id="rId7"/>
+          <w:footerReference w:type="default" r:id="rId9"/>
           <w:type w:val="continuous"/>
           <w:pgSz w:w="11906" w:h="16838" w:code="9"/>
           <w:pgMar w:top="1134" w:right="1134" w:bottom="1134" w:left="1134" w:header="0" w:footer="567" w:gutter="0"/>
@@ -9320,7 +9320,7 @@
                     </pic:cNvPicPr>
                   </pic:nvPicPr>
                   <pic:blipFill>
-                    <a:blip r:embed="rId5">
+                    <a:blip r:embed="rId7">
                       <a:extLst>
                         <a:ext uri="{28A0092B-C50C-407E-A947-70E740481C1C}">
                           <a14:useLocalDpi xmlns:a14="http://schemas.microsoft.com/office/drawing/2010/main"/>
@@ -9441,7 +9441,7 @@
           <w:rFonts w:hint="eastAsia"/>
           <w:noProof/>
         </w:rPr>
-        <w:t>二〇二六年三月二十一日</w:t>
+        <w:t>二〇二六年三月二十三日</w:t>
       </w:r>
       <w:r>
         <w:fldChar w:fldCharType="end"/>
@@ -10102,7 +10102,7 @@
                     </pic:cNvPicPr>
                   </pic:nvPicPr>
                   <pic:blipFill>
-                    <a:blip r:embed="rId8" cstate="screen">
+                    <a:blip r:embed="rId10" cstate="screen">
                       <a:extLst>
                         <a:ext uri="{28A0092B-C50C-407E-A947-70E740481C1C}">
                           <a14:useLocalDpi xmlns:a14="http://schemas.microsoft.com/office/drawing/2010/main"/>
@@ -10294,7 +10294,7 @@
                     </pic:cNvPicPr>
                   </pic:nvPicPr>
                   <pic:blipFill>
-                    <a:blip r:embed="rId5">
+                    <a:blip r:embed="rId7">
                       <a:extLst>
                         <a:ext uri="{28A0092B-C50C-407E-A947-70E740481C1C}">
                           <a14:useLocalDpi xmlns:a14="http://schemas.microsoft.com/office/drawing/2010/main"/>
@@ -10442,7 +10442,7 @@
           <w:rFonts w:asciiTheme="minorEastAsia" w:hAnsiTheme="minorEastAsia" w:hint="eastAsia"/>
           <w:noProof/>
         </w:rPr>
-        <w:t>二〇二六年三月二十一日</w:t>
+        <w:t>二〇二六年三月二十三日</w:t>
       </w:r>
       <w:r>
         <w:rPr>
@@ -10461,609 +10461,9 @@
       <w:pPr>
         <w:widowControl/>
         <w:spacing w:before="93" w:after="93" w:line="240" w:lineRule="auto"/>
-        <w:ind w:firstLine="480"/>
-      </w:pPr>
-      <w:r>
-        <w:br w:type="page"/>
-      </w:r>
-    </w:p>
-    <w:p>
-      <w:pPr>
-        <w:pStyle w:val="1"/>
-        <w:spacing w:before="312" w:after="312"/>
-        <w:ind w:firstLine="897"/>
-      </w:pPr>
-      <w:bookmarkStart w:id="3" w:name="_Toc199947351"/>
-      <w:r>
         <w:rPr>
           <w:rFonts w:hint="eastAsia"/>
         </w:rPr>
-        <w:lastRenderedPageBreak/>
-        <w:t>投标保证金</w:t>
-      </w:r>
-      <w:bookmarkEnd w:id="3"/>
-    </w:p>
-    <w:tbl>
-      <w:tblPr>
-        <w:tblW w:w="0" w:type="auto"/>
-        <w:jc w:val="center"/>
-        <w:tblBorders>
-          <w:top w:val="single" w:sz="4" w:space="0" w:color="auto"/>
-          <w:left w:val="single" w:sz="4" w:space="0" w:color="auto"/>
-          <w:bottom w:val="single" w:sz="4" w:space="0" w:color="auto"/>
-          <w:right w:val="single" w:sz="4" w:space="0" w:color="auto"/>
-          <w:insideH w:val="single" w:sz="4" w:space="0" w:color="auto"/>
-          <w:insideV w:val="single" w:sz="4" w:space="0" w:color="auto"/>
-        </w:tblBorders>
-        <w:tblLayout w:type="fixed"/>
-        <w:tblLook w:val="04A0" w:firstRow="1" w:lastRow="0" w:firstColumn="1" w:lastColumn="0" w:noHBand="0" w:noVBand="1"/>
-      </w:tblPr>
-      <w:tblGrid>
-        <w:gridCol w:w="9864"/>
-      </w:tblGrid>
-      <w:tr>
-        <w:trPr>
-          <w:trHeight w:val="3835"/>
-          <w:jc w:val="center"/>
-        </w:trPr>
-        <w:tc>
-          <w:tcPr>
-            <w:tcW w:w="9864" w:type="dxa"/>
-          </w:tcPr>
-          <w:p>
-            <w:pPr>
-              <w:spacing w:before="93" w:afterLines="50" w:after="156"/>
-              <w:ind w:firstLine="489"/>
-              <w:jc w:val="center"/>
-              <w:rPr>
-                <w:rFonts w:ascii="宋体" w:hAnsi="宋体"/>
-                <w:b/>
-                <w:color w:val="000000"/>
-              </w:rPr>
-            </w:pPr>
-            <w:r>
-              <w:rPr>
-                <w:rFonts w:ascii="宋体" w:hAnsi="宋体" w:hint="eastAsia"/>
-                <w:b/>
-                <w:color w:val="000000"/>
-              </w:rPr>
-              <w:t>投标保证金凭证张贴栏</w:t>
-            </w:r>
-          </w:p>
-          <w:p>
-            <w:pPr>
-              <w:spacing w:before="93" w:afterLines="50" w:after="156"/>
-              <w:ind w:firstLine="489"/>
-              <w:jc w:val="center"/>
-              <w:rPr>
-                <w:rFonts w:ascii="宋体" w:hAnsi="宋体"/>
-                <w:b/>
-                <w:color w:val="000000"/>
-              </w:rPr>
-            </w:pPr>
-            <w:r>
-              <w:rPr>
-                <w:rFonts w:ascii="宋体" w:hAnsi="宋体"/>
-                <w:b/>
-                <w:noProof/>
-                <w:color w:val="000000"/>
-              </w:rPr>
-              <w:drawing>
-                <wp:inline distT="0" distB="0" distL="0" distR="0" wp14:anchorId="293C40DD" wp14:editId="3354BCAF">
-                  <wp:extent cx="6194751" cy="1733550"/>
-                  <wp:effectExtent l="0" t="0" r="0" b="0"/>
-                  <wp:docPr id="52288" name="图片 52288" descr="图形用户界面, 应用程序&#10;&#10;描述已自动生成"/>
-                  <wp:cNvGraphicFramePr>
-                    <a:graphicFrameLocks xmlns:a="http://schemas.openxmlformats.org/drawingml/2006/main" noChangeAspect="1"/>
-                  </wp:cNvGraphicFramePr>
-                  <a:graphic xmlns:a="http://schemas.openxmlformats.org/drawingml/2006/main">
-                    <a:graphicData uri="http://schemas.openxmlformats.org/drawingml/2006/picture">
-                      <pic:pic xmlns:pic="http://schemas.openxmlformats.org/drawingml/2006/picture">
-                        <pic:nvPicPr>
-                          <pic:cNvPr id="52288" name="图片 52288" descr="图形用户界面, 应用程序&#10;&#10;描述已自动生成"/>
-                          <pic:cNvPicPr/>
-                        </pic:nvPicPr>
-                        <pic:blipFill>
-                          <a:blip r:embed="rId9" cstate="screen">
-                            <a:extLst>
-                              <a:ext uri="{28A0092B-C50C-407E-A947-70E740481C1C}">
-                                <a14:useLocalDpi xmlns:a14="http://schemas.microsoft.com/office/drawing/2010/main"/>
-                              </a:ext>
-                            </a:extLst>
-                          </a:blip>
-                          <a:stretch>
-                            <a:fillRect/>
-                          </a:stretch>
-                        </pic:blipFill>
-                        <pic:spPr>
-                          <a:xfrm>
-                            <a:off x="0" y="0"/>
-                            <a:ext cx="6201227" cy="1735362"/>
-                          </a:xfrm>
-                          <a:prstGeom prst="rect">
-                            <a:avLst/>
-                          </a:prstGeom>
-                        </pic:spPr>
-                      </pic:pic>
-                    </a:graphicData>
-                  </a:graphic>
-                </wp:inline>
-              </w:drawing>
-            </w:r>
-          </w:p>
-        </w:tc>
-      </w:tr>
-    </w:tbl>
-    <w:p>
-      <w:pPr>
-        <w:spacing w:before="93" w:after="93" w:line="500" w:lineRule="exact"/>
-        <w:ind w:firstLineChars="200" w:firstLine="480"/>
-        <w:jc w:val="center"/>
-        <w:rPr>
-          <w:rFonts w:ascii="宋体" w:hAnsi="宋体"/>
-          <w:b/>
-          <w:color w:val="000000"/>
-        </w:rPr>
-      </w:pPr>
-      <w:r>
-        <w:rPr>
-          <w:rFonts w:ascii="宋体" w:hAnsi="宋体" w:hint="eastAsia"/>
-          <w:b/>
-          <w:color w:val="000000"/>
-        </w:rPr>
-        <w:t>投标保证金退还信息</w:t>
-      </w:r>
-    </w:p>
-    <w:p>
-      <w:pPr>
-        <w:spacing w:before="93" w:after="93" w:line="500" w:lineRule="exact"/>
-        <w:ind w:firstLine="480"/>
-        <w:rPr>
-          <w:rFonts w:ascii="宋体" w:hAnsi="宋体"/>
-          <w:b/>
-          <w:color w:val="000000"/>
-        </w:rPr>
-      </w:pPr>
-      <w:r>
-        <w:rPr>
-          <w:rFonts w:ascii="宋体" w:hAnsi="宋体" w:hint="eastAsia"/>
-          <w:kern w:val="0"/>
-        </w:rPr>
-        <w:t>请投标人如实填写下列《投标人情况登记表》，本表内容主要用于投标保证金的退还</w:t>
-      </w:r>
-    </w:p>
-    <w:tbl>
-      <w:tblPr>
-        <w:tblW w:w="0" w:type="auto"/>
-        <w:jc w:val="center"/>
-        <w:tblBorders>
-          <w:top w:val="single" w:sz="12" w:space="0" w:color="auto"/>
-          <w:left w:val="single" w:sz="12" w:space="0" w:color="auto"/>
-          <w:bottom w:val="single" w:sz="12" w:space="0" w:color="auto"/>
-          <w:right w:val="single" w:sz="12" w:space="0" w:color="auto"/>
-          <w:insideH w:val="single" w:sz="6" w:space="0" w:color="auto"/>
-          <w:insideV w:val="single" w:sz="6" w:space="0" w:color="auto"/>
-        </w:tblBorders>
-        <w:tblLayout w:type="fixed"/>
-        <w:tblLook w:val="04A0" w:firstRow="1" w:lastRow="0" w:firstColumn="1" w:lastColumn="0" w:noHBand="0" w:noVBand="1"/>
-      </w:tblPr>
-      <w:tblGrid>
-        <w:gridCol w:w="3098"/>
-        <w:gridCol w:w="5826"/>
-      </w:tblGrid>
-      <w:tr>
-        <w:trPr>
-          <w:trHeight w:val="518"/>
-          <w:jc w:val="center"/>
-        </w:trPr>
-        <w:tc>
-          <w:tcPr>
-            <w:tcW w:w="3098" w:type="dxa"/>
-            <w:vAlign w:val="center"/>
-          </w:tcPr>
-          <w:p>
-            <w:pPr>
-              <w:spacing w:before="93" w:after="93" w:line="240" w:lineRule="auto"/>
-              <w:ind w:firstLine="480"/>
-              <w:jc w:val="center"/>
-              <w:rPr>
-                <w:rFonts w:ascii="宋体" w:hAnsi="宋体"/>
-                <w:kern w:val="0"/>
-              </w:rPr>
-            </w:pPr>
-            <w:r>
-              <w:rPr>
-                <w:rFonts w:ascii="宋体" w:hAnsi="宋体" w:hint="eastAsia"/>
-                <w:kern w:val="0"/>
-              </w:rPr>
-              <w:t>项目名称</w:t>
-            </w:r>
-          </w:p>
-        </w:tc>
-        <w:tc>
-          <w:tcPr>
-            <w:tcW w:w="5826" w:type="dxa"/>
-            <w:vAlign w:val="center"/>
-          </w:tcPr>
-          <w:p>
-            <w:pPr>
-              <w:spacing w:before="93" w:after="93" w:line="240" w:lineRule="auto"/>
-              <w:ind w:firstLine="480"/>
-              <w:jc w:val="center"/>
-              <w:rPr>
-                <w:rFonts w:ascii="宋体" w:hAnsi="宋体"/>
-                <w:kern w:val="0"/>
-              </w:rPr>
-            </w:pPr>
-            <w:r>
-              <w:rPr>
-                <w:rFonts w:ascii="宋体" w:hAnsi="宋体" w:hint="eastAsia"/>
-                <w:kern w:val="0"/>
-              </w:rPr>
-              <w:t>关于所需【中低压开关柜框架、</w:t>
-            </w:r>
-            <w:r>
-              <w:rPr>
-                <w:rFonts w:ascii="宋体" w:hAnsi="宋体" w:hint="eastAsia"/>
-                <w:kern w:val="0"/>
-              </w:rPr>
-              <w:t>35kV</w:t>
-            </w:r>
-            <w:r>
-              <w:rPr>
-                <w:rFonts w:ascii="宋体" w:hAnsi="宋体" w:hint="eastAsia"/>
-                <w:kern w:val="0"/>
-              </w:rPr>
-              <w:t>配电柜及直流屏】采购</w:t>
-            </w:r>
-          </w:p>
-        </w:tc>
-      </w:tr>
-      <w:tr>
-        <w:trPr>
-          <w:trHeight w:val="541"/>
-          <w:jc w:val="center"/>
-        </w:trPr>
-        <w:tc>
-          <w:tcPr>
-            <w:tcW w:w="3098" w:type="dxa"/>
-            <w:vAlign w:val="center"/>
-          </w:tcPr>
-          <w:p>
-            <w:pPr>
-              <w:spacing w:before="93" w:after="93" w:line="240" w:lineRule="auto"/>
-              <w:ind w:firstLine="480"/>
-              <w:jc w:val="center"/>
-              <w:rPr>
-                <w:rFonts w:ascii="宋体" w:hAnsi="宋体"/>
-                <w:kern w:val="0"/>
-              </w:rPr>
-            </w:pPr>
-            <w:r>
-              <w:rPr>
-                <w:rFonts w:ascii="宋体" w:hAnsi="宋体" w:hint="eastAsia"/>
-                <w:kern w:val="0"/>
-              </w:rPr>
-              <w:t>保证金数额</w:t>
-            </w:r>
-          </w:p>
-        </w:tc>
-        <w:tc>
-          <w:tcPr>
-            <w:tcW w:w="5826" w:type="dxa"/>
-            <w:vAlign w:val="center"/>
-          </w:tcPr>
-          <w:p>
-            <w:pPr>
-              <w:spacing w:before="93" w:after="93" w:line="240" w:lineRule="auto"/>
-              <w:ind w:firstLine="480"/>
-              <w:jc w:val="center"/>
-              <w:rPr>
-                <w:rFonts w:ascii="宋体" w:hAnsi="宋体"/>
-                <w:kern w:val="0"/>
-              </w:rPr>
-            </w:pPr>
-            <w:r>
-              <w:rPr>
-                <w:rFonts w:ascii="宋体" w:hAnsi="宋体"/>
-                <w:kern w:val="0"/>
-              </w:rPr>
-              <w:t>壹拾万元整</w:t>
-            </w:r>
-          </w:p>
-        </w:tc>
-      </w:tr>
-      <w:tr>
-        <w:trPr>
-          <w:trHeight w:val="504"/>
-          <w:jc w:val="center"/>
-        </w:trPr>
-        <w:tc>
-          <w:tcPr>
-            <w:tcW w:w="3098" w:type="dxa"/>
-            <w:vAlign w:val="center"/>
-          </w:tcPr>
-          <w:p>
-            <w:pPr>
-              <w:spacing w:before="93" w:after="93" w:line="240" w:lineRule="auto"/>
-              <w:ind w:firstLine="480"/>
-              <w:jc w:val="center"/>
-              <w:rPr>
-                <w:rFonts w:ascii="宋体" w:hAnsi="宋体"/>
-                <w:kern w:val="0"/>
-              </w:rPr>
-            </w:pPr>
-            <w:r>
-              <w:rPr>
-                <w:rFonts w:ascii="宋体" w:hAnsi="宋体" w:hint="eastAsia"/>
-                <w:kern w:val="0"/>
-              </w:rPr>
-              <w:t>开户银行</w:t>
-            </w:r>
-          </w:p>
-        </w:tc>
-        <w:tc>
-          <w:tcPr>
-            <w:tcW w:w="5826" w:type="dxa"/>
-            <w:vAlign w:val="center"/>
-          </w:tcPr>
-          <w:p>
-            <w:pPr>
-              <w:spacing w:before="93" w:after="93" w:line="240" w:lineRule="auto"/>
-              <w:ind w:firstLine="480"/>
-              <w:jc w:val="center"/>
-              <w:rPr>
-                <w:rFonts w:ascii="宋体" w:hAnsi="宋体"/>
-                <w:kern w:val="0"/>
-              </w:rPr>
-            </w:pPr>
-            <w:r>
-              <w:rPr>
-                <w:rFonts w:ascii="宋体" w:hAnsi="宋体" w:hint="eastAsia"/>
-                <w:kern w:val="0"/>
-              </w:rPr>
-              <w:t>中国建设银行上海市松江支行</w:t>
-            </w:r>
-          </w:p>
-        </w:tc>
-      </w:tr>
-      <w:tr>
-        <w:trPr>
-          <w:trHeight w:val="413"/>
-          <w:jc w:val="center"/>
-        </w:trPr>
-        <w:tc>
-          <w:tcPr>
-            <w:tcW w:w="3098" w:type="dxa"/>
-            <w:vAlign w:val="center"/>
-          </w:tcPr>
-          <w:p>
-            <w:pPr>
-              <w:spacing w:before="93" w:after="93" w:line="240" w:lineRule="auto"/>
-              <w:ind w:firstLine="480"/>
-              <w:jc w:val="center"/>
-              <w:rPr>
-                <w:rFonts w:ascii="宋体" w:hAnsi="宋体"/>
-                <w:kern w:val="0"/>
-              </w:rPr>
-            </w:pPr>
-            <w:r>
-              <w:rPr>
-                <w:rFonts w:ascii="宋体" w:hAnsi="宋体" w:hint="eastAsia"/>
-                <w:kern w:val="0"/>
-              </w:rPr>
-              <w:t>账号</w:t>
-            </w:r>
-          </w:p>
-        </w:tc>
-        <w:tc>
-          <w:tcPr>
-            <w:tcW w:w="5826" w:type="dxa"/>
-            <w:vAlign w:val="center"/>
-          </w:tcPr>
-          <w:p>
-            <w:pPr>
-              <w:spacing w:before="93" w:after="93" w:line="240" w:lineRule="auto"/>
-              <w:ind w:firstLine="480"/>
-              <w:jc w:val="center"/>
-              <w:rPr>
-                <w:rFonts w:ascii="宋体" w:hAnsi="宋体"/>
-                <w:kern w:val="0"/>
-              </w:rPr>
-            </w:pPr>
-            <w:r>
-              <w:rPr>
-                <w:rFonts w:ascii="宋体" w:hAnsi="宋体"/>
-                <w:kern w:val="0"/>
-              </w:rPr>
-              <w:t>31001937710059666777</w:t>
-            </w:r>
-          </w:p>
-        </w:tc>
-      </w:tr>
-      <w:tr>
-        <w:trPr>
-          <w:trHeight w:val="561"/>
-          <w:jc w:val="center"/>
-        </w:trPr>
-        <w:tc>
-          <w:tcPr>
-            <w:tcW w:w="3098" w:type="dxa"/>
-            <w:vAlign w:val="center"/>
-          </w:tcPr>
-          <w:p>
-            <w:pPr>
-              <w:spacing w:before="93" w:after="93" w:line="240" w:lineRule="auto"/>
-              <w:ind w:firstLine="480"/>
-              <w:jc w:val="center"/>
-              <w:rPr>
-                <w:rFonts w:ascii="宋体" w:hAnsi="宋体"/>
-                <w:kern w:val="0"/>
-              </w:rPr>
-            </w:pPr>
-            <w:r>
-              <w:rPr>
-                <w:rFonts w:ascii="宋体" w:hAnsi="宋体" w:hint="eastAsia"/>
-                <w:kern w:val="0"/>
-              </w:rPr>
-              <w:t>行号</w:t>
-            </w:r>
-          </w:p>
-        </w:tc>
-        <w:tc>
-          <w:tcPr>
-            <w:tcW w:w="5826" w:type="dxa"/>
-            <w:vAlign w:val="center"/>
-          </w:tcPr>
-          <w:p>
-            <w:pPr>
-              <w:spacing w:before="93" w:after="93" w:line="240" w:lineRule="auto"/>
-              <w:ind w:firstLine="480"/>
-              <w:jc w:val="center"/>
-              <w:rPr>
-                <w:rFonts w:ascii="宋体" w:hAnsi="宋体"/>
-                <w:kern w:val="0"/>
-              </w:rPr>
-            </w:pPr>
-            <w:r>
-              <w:rPr>
-                <w:rFonts w:ascii="宋体" w:hAnsi="宋体"/>
-                <w:kern w:val="0"/>
-              </w:rPr>
-              <w:t>105290080001</w:t>
-            </w:r>
-          </w:p>
-        </w:tc>
-      </w:tr>
-      <w:tr>
-        <w:trPr>
-          <w:trHeight w:val="541"/>
-          <w:jc w:val="center"/>
-        </w:trPr>
-        <w:tc>
-          <w:tcPr>
-            <w:tcW w:w="3098" w:type="dxa"/>
-            <w:vAlign w:val="center"/>
-          </w:tcPr>
-          <w:p>
-            <w:pPr>
-              <w:spacing w:before="93" w:after="93" w:line="240" w:lineRule="auto"/>
-              <w:ind w:firstLine="480"/>
-              <w:jc w:val="center"/>
-              <w:rPr>
-                <w:rFonts w:ascii="宋体" w:hAnsi="宋体"/>
-                <w:kern w:val="0"/>
-              </w:rPr>
-            </w:pPr>
-            <w:r>
-              <w:rPr>
-                <w:rFonts w:ascii="宋体" w:hAnsi="宋体" w:hint="eastAsia"/>
-                <w:kern w:val="0"/>
-              </w:rPr>
-              <w:t>本次投标联系人</w:t>
-            </w:r>
-          </w:p>
-        </w:tc>
-        <w:tc>
-          <w:tcPr>
-            <w:tcW w:w="5826" w:type="dxa"/>
-            <w:vAlign w:val="center"/>
-          </w:tcPr>
-          <w:p>
-            <w:pPr>
-              <w:spacing w:before="93" w:after="93" w:line="240" w:lineRule="auto"/>
-              <w:ind w:firstLine="480"/>
-              <w:jc w:val="center"/>
-              <w:rPr>
-                <w:rFonts w:ascii="宋体" w:hAnsi="宋体"/>
-                <w:kern w:val="0"/>
-              </w:rPr>
-            </w:pPr>
-            <w:r>
-              <w:rPr>
-                <w:rFonts w:ascii="宋体" w:hAnsi="宋体" w:hint="eastAsia"/>
-                <w:kern w:val="0"/>
-              </w:rPr>
-              <w:t>吴开胜</w:t>
-            </w:r>
-          </w:p>
-        </w:tc>
-      </w:tr>
-      <w:tr>
-        <w:trPr>
-          <w:trHeight w:val="549"/>
-          <w:jc w:val="center"/>
-        </w:trPr>
-        <w:tc>
-          <w:tcPr>
-            <w:tcW w:w="3098" w:type="dxa"/>
-            <w:vAlign w:val="center"/>
-          </w:tcPr>
-          <w:p>
-            <w:pPr>
-              <w:spacing w:before="93" w:after="93" w:line="240" w:lineRule="auto"/>
-              <w:ind w:firstLine="480"/>
-              <w:jc w:val="center"/>
-              <w:rPr>
-                <w:rFonts w:ascii="宋体" w:hAnsi="宋体"/>
-                <w:kern w:val="0"/>
-              </w:rPr>
-            </w:pPr>
-            <w:r>
-              <w:rPr>
-                <w:rFonts w:ascii="宋体" w:hAnsi="宋体" w:hint="eastAsia"/>
-                <w:kern w:val="0"/>
-              </w:rPr>
-              <w:t>移动电话</w:t>
-            </w:r>
-          </w:p>
-        </w:tc>
-        <w:tc>
-          <w:tcPr>
-            <w:tcW w:w="5826" w:type="dxa"/>
-            <w:vAlign w:val="center"/>
-          </w:tcPr>
-          <w:p>
-            <w:pPr>
-              <w:spacing w:before="93" w:after="93" w:line="240" w:lineRule="auto"/>
-              <w:ind w:firstLine="480"/>
-              <w:jc w:val="center"/>
-              <w:rPr>
-                <w:rFonts w:ascii="宋体" w:hAnsi="宋体"/>
-                <w:kern w:val="0"/>
-              </w:rPr>
-            </w:pPr>
-            <w:r>
-              <w:rPr>
-                <w:rFonts w:ascii="宋体" w:hAnsi="宋体" w:hint="eastAsia"/>
-                <w:kern w:val="0"/>
-              </w:rPr>
-              <w:t>15315256123</w:t>
-            </w:r>
-          </w:p>
-        </w:tc>
-      </w:tr>
-    </w:tbl>
-    <w:p>
-      <w:pPr>
-        <w:spacing w:before="93" w:after="93"/>
-        <w:ind w:firstLine="480"/>
-      </w:pPr>
-    </w:p>
-    <w:p>
-      <w:pPr>
-        <w:widowControl/>
-        <w:spacing w:before="93" w:after="93" w:line="240" w:lineRule="auto"/>
-        <w:ind w:firstLine="480"/>
-      </w:pPr>
-      <w:r>
-        <w:br w:type="page"/>
-      </w:r>
-    </w:p>
-    <w:p>
-      <w:pPr>
-        <w:spacing w:before="93" w:after="93"/>
-        <w:ind w:firstLine="480"/>
       </w:pPr>
     </w:p>
     <w:sectPr>
@@ -11074,6 +10474,31 @@
     </w:sectPr>
   </w:body>
 </w:document>
+</file>
+
+<file path=word/endnotes.xml><?xml version="1.0" encoding="utf-8"?>
+<w:endnotes xmlns:wpc="http://schemas.microsoft.com/office/word/2010/wordprocessingCanvas" xmlns:cx="http://schemas.microsoft.com/office/drawing/2014/chartex" xmlns:cx1="http://schemas.microsoft.com/office/drawing/2015/9/8/chartex" xmlns:cx2="http://schemas.microsoft.com/office/drawing/2015/10/21/chartex" xmlns:cx3="http://schemas.microsoft.com/office/drawing/2016/5/9/chartex" xmlns:cx4="http://schemas.microsoft.com/office/drawing/2016/5/10/chartex" xmlns:cx5="http://schemas.microsoft.com/office/drawing/2016/5/11/chartex" xmlns:cx6="http://schemas.microsoft.com/office/drawing/2016/5/12/chartex" xmlns:cx7="http://schemas.microsoft.com/office/drawing/2016/5/13/chartex" xmlns:cx8="http://schemas.microsoft.com/office/drawing/2016/5/14/chartex" xmlns:mc="http://schemas.openxmlformats.org/markup-compatibility/2006" xmlns:aink="http://schemas.microsoft.com/office/drawing/2016/ink" xmlns:am3d="http://schemas.microsoft.com/office/drawing/2017/model3d" xmlns:o="urn:schemas-microsoft-com:office:office" xmlns:oel="http://schemas.microsoft.com/office/2019/extlst" xmlns:r="http://schemas.openxmlformats.org/officeDocument/2006/relationships" xmlns:m="http://schemas.openxmlformats.org/officeDocument/2006/math" xmlns:v="urn:schemas-microsoft-com:vml" xmlns:wp14="http://schemas.microsoft.com/office/word/2010/wordprocessingDrawing" xmlns:wp="http://schemas.openxmlformats.org/drawingml/2006/wordprocessingDrawing" xmlns:w10="urn:schemas-microsoft-com:office:word" xmlns:w="http://schemas.openxmlformats.org/wordprocessingml/2006/main" xmlns:w14="http://schemas.microsoft.com/office/word/2010/wordml" xmlns:w15="http://schemas.microsoft.com/office/word/2012/wordml" xmlns:w16cex="http://schemas.microsoft.com/office/word/2018/wordml/cex" xmlns:w16cid="http://schemas.microsoft.com/office/word/2016/wordml/cid" xmlns:w16="http://schemas.microsoft.com/office/word/2018/wordml" xmlns:w16du="http://schemas.microsoft.com/office/word/2023/wordml/word16du" xmlns:w16sdtdh="http://schemas.microsoft.com/office/word/2020/wordml/sdtdatahash" xmlns:w16sdtfl="http://schemas.microsoft.com/office/word/2024/wordml/sdtformatlock" xmlns:w16se="http://schemas.microsoft.com/office/word/2015/wordml/symex" xmlns:wpg="http://schemas.microsoft.com/office/word/2010/wordprocessingGroup" xmlns:wpi="http://schemas.microsoft.com/office/word/2010/wordprocessingInk" xmlns:wne="http://schemas.microsoft.com/office/word/2006/wordml" xmlns:wps="http://schemas.microsoft.com/office/word/2010/wordprocessingShape" mc:Ignorable="w14 w15 w16se w16cid w16 w16cex w16sdtdh w16sdtfl w16du wp14">
+  <w:endnote w:type="separator" w:id="-1">
+    <w:p>
+      <w:pPr>
+        <w:spacing w:line="240" w:lineRule="auto"/>
+      </w:pPr>
+      <w:r>
+        <w:separator/>
+      </w:r>
+    </w:p>
+  </w:endnote>
+  <w:endnote w:type="continuationSeparator" w:id="0">
+    <w:p>
+      <w:pPr>
+        <w:spacing w:line="240" w:lineRule="auto"/>
+      </w:pPr>
+      <w:r>
+        <w:continuationSeparator/>
+      </w:r>
+    </w:p>
+  </w:endnote>
+</w:endnotes>
 </file>
 
 <file path=word/footer1.xml><?xml version="1.0" encoding="utf-8"?>
@@ -11167,6 +10592,31 @@
     </w:r>
   </w:p>
 </w:ftr>
+</file>
+
+<file path=word/footnotes.xml><?xml version="1.0" encoding="utf-8"?>
+<w:footnotes xmlns:wpc="http://schemas.microsoft.com/office/word/2010/wordprocessingCanvas" xmlns:cx="http://schemas.microsoft.com/office/drawing/2014/chartex" xmlns:cx1="http://schemas.microsoft.com/office/drawing/2015/9/8/chartex" xmlns:cx2="http://schemas.microsoft.com/office/drawing/2015/10/21/chartex" xmlns:cx3="http://schemas.microsoft.com/office/drawing/2016/5/9/chartex" xmlns:cx4="http://schemas.microsoft.com/office/drawing/2016/5/10/chartex" xmlns:cx5="http://schemas.microsoft.com/office/drawing/2016/5/11/chartex" xmlns:cx6="http://schemas.microsoft.com/office/drawing/2016/5/12/chartex" xmlns:cx7="http://schemas.microsoft.com/office/drawing/2016/5/13/chartex" xmlns:cx8="http://schemas.microsoft.com/office/drawing/2016/5/14/chartex" xmlns:mc="http://schemas.openxmlformats.org/markup-compatibility/2006" xmlns:aink="http://schemas.microsoft.com/office/drawing/2016/ink" xmlns:am3d="http://schemas.microsoft.com/office/drawing/2017/model3d" xmlns:o="urn:schemas-microsoft-com:office:office" xmlns:oel="http://schemas.microsoft.com/office/2019/extlst" xmlns:r="http://schemas.openxmlformats.org/officeDocument/2006/relationships" xmlns:m="http://schemas.openxmlformats.org/officeDocument/2006/math" xmlns:v="urn:schemas-microsoft-com:vml" xmlns:wp14="http://schemas.microsoft.com/office/word/2010/wordprocessingDrawing" xmlns:wp="http://schemas.openxmlformats.org/drawingml/2006/wordprocessingDrawing" xmlns:w10="urn:schemas-microsoft-com:office:word" xmlns:w="http://schemas.openxmlformats.org/wordprocessingml/2006/main" xmlns:w14="http://schemas.microsoft.com/office/word/2010/wordml" xmlns:w15="http://schemas.microsoft.com/office/word/2012/wordml" xmlns:w16cex="http://schemas.microsoft.com/office/word/2018/wordml/cex" xmlns:w16cid="http://schemas.microsoft.com/office/word/2016/wordml/cid" xmlns:w16="http://schemas.microsoft.com/office/word/2018/wordml" xmlns:w16du="http://schemas.microsoft.com/office/word/2023/wordml/word16du" xmlns:w16sdtdh="http://schemas.microsoft.com/office/word/2020/wordml/sdtdatahash" xmlns:w16sdtfl="http://schemas.microsoft.com/office/word/2024/wordml/sdtformatlock" xmlns:w16se="http://schemas.microsoft.com/office/word/2015/wordml/symex" xmlns:wpg="http://schemas.microsoft.com/office/word/2010/wordprocessingGroup" xmlns:wpi="http://schemas.microsoft.com/office/word/2010/wordprocessingInk" xmlns:wne="http://schemas.microsoft.com/office/word/2006/wordml" xmlns:wps="http://schemas.microsoft.com/office/word/2010/wordprocessingShape" mc:Ignorable="w14 w15 w16se w16cid w16 w16cex w16sdtdh w16sdtfl w16du wp14">
+  <w:footnote w:type="separator" w:id="-1">
+    <w:p>
+      <w:pPr>
+        <w:spacing w:line="240" w:lineRule="auto"/>
+      </w:pPr>
+      <w:r>
+        <w:separator/>
+      </w:r>
+    </w:p>
+  </w:footnote>
+  <w:footnote w:type="continuationSeparator" w:id="0">
+    <w:p>
+      <w:pPr>
+        <w:spacing w:line="240" w:lineRule="auto"/>
+      </w:pPr>
+      <w:r>
+        <w:continuationSeparator/>
+      </w:r>
+    </w:p>
+  </w:footnote>
+</w:footnotes>
 </file>
 
 <file path=word/header1.xml><?xml version="1.0" encoding="utf-8"?>
